--- a/landing-page/program-detail/girne-american-university/mba/02-mba-in-financial-management.docx
+++ b/landing-page/program-detail/girne-american-university/mba/02-mba-in-financial-management.docx
@@ -699,7 +699,7 @@
         <w:pStyle w:val="ListBullet"/>
       </w:pPr>
       <w:r>
-        <w:t>A supervised investigation of a financial question, often drawn from the student's own organization</w:t>
+        <w:t>A supervised investigation of a financial question, often drawn from the student's own organisation</w:t>
       </w:r>
     </w:p>
     <w:p>
@@ -940,7 +940,7 @@
     </w:p>
     <w:p>
       <w:r>
-        <w:t>Banks and fintechs compete for hybrids who understand finance and the technology around it, and Labeeb's 2025 review shows analyst bands in growth-stage fintechs around AED 18,000 to 28,000 a month.</w:t>
+        <w:t>Banks and fintechs compete for hybrids who understand finance and the technology around it, and that demand keeps formal qualifications scarce.</w:t>
       </w:r>
     </w:p>
     <w:p>
@@ -953,7 +953,7 @@
     </w:p>
     <w:p>
       <w:r>
-        <w:t>Taggd's 2026 GCC study reports nine in ten employers struggling to find qualified candidates, with risk and treasury among the tightest functions.</w:t>
+        <w:t>Across the Gulf, employers keep reporting shortages of qualified candidates, with risk and treasury among the tightest functions.</w:t>
       </w:r>
     </w:p>
     <w:p>

--- a/landing-page/program-detail/girne-american-university/mba/02-mba-in-financial-management.docx
+++ b/landing-page/program-detail/girne-american-university/mba/02-mba-in-financial-management.docx
@@ -38,7 +38,7 @@
         <w:t xml:space="preserve">Meta Description: </w:t>
       </w:r>
       <w:r>
-        <w:t>12 to 15-month MBA in Financial Management from Girne American University. Online study from the UAE, AED instalments. Enquire now.</w:t>
+        <w:t>12 to 15-month MBA in Financial Management from Girne American University. Online study from the UAE, AED installments. Enquire now.</w:t>
       </w:r>
     </w:p>
     <w:p>
@@ -126,7 +126,7 @@
         <w:pStyle w:val="Heading2"/>
       </w:pPr>
       <w:r>
-        <w:t>Programme at a Glance</w:t>
+        <w:t>Program At A Glance</w:t>
       </w:r>
     </w:p>
     <w:tbl>
@@ -331,7 +331,7 @@
         <w:pStyle w:val="Heading2"/>
       </w:pPr>
       <w:r>
-        <w:t>Programme Overview</w:t>
+        <w:t>Program Overview</w:t>
       </w:r>
     </w:p>
     <w:p>
@@ -341,7 +341,7 @@
     </w:p>
     <w:p>
       <w:r>
-        <w:t>Girne American University runs the qualification flexibly, built for part-time and distance study, which matters because the people this degree serves are usually mid-quarter, mid-audit, or mid-close. The twelve to fifteen months bend around that instead of fighting it.</w:t>
+        <w:t>Girne American University runs the qualification flexibly, built for part-time and distance study, which matters because the people this degree serves are usually mid-quarter, mid-audit, or mid-close. The 12 to 15 months bend around that instead of fighting it.</w:t>
       </w:r>
     </w:p>
     <w:p>
@@ -349,7 +349,7 @@
         <w:pStyle w:val="Heading2"/>
       </w:pPr>
       <w:r>
-        <w:t>Why Choose This Programme</w:t>
+        <w:t>Why Choose This Program</w:t>
       </w:r>
     </w:p>
     <w:p>
@@ -370,7 +370,7 @@
         <w:rPr>
           <w:b/>
         </w:rPr>
-        <w:t>Fifteen months, maximum</w:t>
+        <w:t>15 months, maximum</w:t>
       </w:r>
     </w:p>
     <w:p>
@@ -409,7 +409,7 @@
         <w:rPr>
           <w:b/>
         </w:rPr>
-        <w:t>Dirham instalments, interest-free</w:t>
+        <w:t>Dirham installments, interest-free</w:t>
       </w:r>
     </w:p>
     <w:p>
@@ -454,7 +454,7 @@
         <w:pStyle w:val="ListNumber"/>
       </w:pPr>
       <w:r>
-        <w:t>Analyse financial performance with method, not mood</w:t>
+        <w:t>Analyze financial performance with method, not mood</w:t>
       </w:r>
     </w:p>
     <w:p>
@@ -606,7 +606,7 @@
         <w:pStyle w:val="Heading2"/>
       </w:pPr>
       <w:r>
-        <w:t>Programme Structure</w:t>
+        <w:t>Program Structure</w:t>
       </w:r>
     </w:p>
     <w:p>
@@ -699,7 +699,7 @@
         <w:pStyle w:val="ListBullet"/>
       </w:pPr>
       <w:r>
-        <w:t>A supervised investigation of a financial question, often drawn from the student's own organisation</w:t>
+        <w:t>A supervised investigation of a financial question, often drawn from the student's own organization</w:t>
       </w:r>
     </w:p>
     <w:p>
@@ -745,7 +745,7 @@
               <w:rPr>
                 <w:sz w:val="20"/>
               </w:rPr>
-              <w:t>One success coach from enrolment through graduation</w:t>
+              <w:t>One success coach from enrollment through graduation</w:t>
             </w:r>
           </w:p>
         </w:tc>
@@ -819,7 +819,7 @@
                 <w:b/>
                 <w:sz w:val="20"/>
               </w:rPr>
-              <w:t>Affordable instalments</w:t>
+              <w:t>Affordable installments</w:t>
             </w:r>
           </w:p>
         </w:tc>
@@ -890,7 +890,7 @@
               <w:rPr>
                 <w:sz w:val="20"/>
               </w:rPr>
-              <w:t>Enrolment done with you, one document at a time</w:t>
+              <w:t>Enrollment done with you, one document at a time</w:t>
             </w:r>
           </w:p>
         </w:tc>
@@ -961,12 +961,12 @@
         <w:rPr>
           <w:b/>
         </w:rPr>
-        <w:t>Fifteen months suits finance calendars</w:t>
+        <w:t>15 months suits finance calendars</w:t>
       </w:r>
     </w:p>
     <w:p>
       <w:r>
-        <w:t>Close periods and audit seasons do not allow sabbaticals. The degree's upper bound is fifteen months, and the delivery bends around the busy weeks.</w:t>
+        <w:t>Close periods and audit seasons do not allow sabbaticals. The degree's upper bound is 15 months, and the delivery bends around the busy weeks.</w:t>
       </w:r>
     </w:p>
     <w:p>
@@ -1070,7 +1070,7 @@
                 <w:b/>
                 <w:sz w:val="20"/>
               </w:rPr>
-              <w:t>Monthly Instalments</w:t>
+              <w:t>Monthly Installments</w:t>
             </w:r>
           </w:p>
         </w:tc>
@@ -1155,7 +1155,7 @@
         <w:t xml:space="preserve">Request the fee structure: </w:t>
       </w:r>
       <w:r>
-        <w:t>Fees depend on the intake and your admission profile, so no fixed number sits here. Admissions sends the personal breakdown in writing, free of charge and obligation. Across our Master's programmes, totals usually land between AED 16,000 and 40,000.</w:t>
+        <w:t>Fees depend on the intake and your admission profile, so no fixed number sits here. Admissions sends the personal breakdown in writing, free of charge and obligation. Across our Master's programs, totals usually land between AED 16,000 and 40,000.</w:t>
       </w:r>
     </w:p>
     <w:sectPr>
